--- a/report/tenaga-ahli/bulan-3/04-BI-Developer-1.docx
+++ b/report/tenaga-ahli/bulan-3/04-BI-Developer-1.docx
@@ -400,7 +400,7 @@
           <w:color w:val="1A1A1A"/>
           <w:sz w:val="22"/>
         </w:rPr>
-        <w:t>Laporan ini merupakan laporan bulanan ketiga atas pelaksanaan kegiatan Penyediaan dan Pengelolaan Data Statistik Pariwisata Jakarta Tahun Anggaran 2026. Bila bulan pertama difokuskan pada fondasi data dan dashboard percontohan, dan bulan kedua pada operasionalisasi platform secara mandiri serta perluasan data, maka bulan ketiga difokuskan pada penataan data di tingkat arsitektur: (1) membangun dan mengoperasikan Lake House data pariwisata tiga lapis (mentah–bersih–penyaji) yang berjalan otomatis setiap hari pada server milik Dinas, sebagai tindak lanjut arahan rapat 13 Juli 2026 mengenai kebutuhan lake house yang tetap fleksibel bila kelak dipindahkan ke basis data lain; (2) pengembangan platform lakehouse dengan Rantai Lake, yaitu konsol pengelolaan lakehouse yang sekaligus menjadi alat dashboarding — dashboard dapat disusun secara manual maupun melalui percakapan dengan asisten AI, dengan jawaban yang selalu menyertakan kueri dan sumber datanya; serta (3) memastikan seluruh tampilan data pada platform Dinas dibaca dari lake house tersebut, bukan lagi menembak layanan luar setiap kali halaman dibuka, sehingga tampilan tetap hidup meskipun layanan sumber sedang terganggu.</w:t>
+        <w:t>Laporan ini merupakan laporan bulanan ketiga atas pelaksanaan kegiatan Penyediaan dan Pengelolaan Data Statistik Pariwisata Jakarta Tahun Anggaran 2026. Bila bulan pertama difokuskan pada fondasi data dan dashboard percontohan, dan bulan kedua pada operasionalisasi platform secara mandiri serta perluasan data, maka bulan ketiga difokuskan pada penataan data di tingkat arsitektur: (1) membangun dan mengoperasikan Lake House data pariwisata tiga lapis (mentah–bersih–penyaji) yang berjalan otomatis setiap hari pada server milik Dinas, sebagai tindak lanjut arahan rapat 13 Juli 2026 mengenai kebutuhan lake house yang tetap fleksibel bila kelak dipindahkan ke basis data lain; (2) menyatukan lake house Dinas dengan Rantai Lake — platform lakehouse siap pakai milik penyedia — sebagai alat pengelolaan sekaligus alat dashboarding, sehingga dashboard dapat disusun tanpa menulis kueri, baik lewat antarmuka maupun percakapan, dengan jawaban yang selalu menyertakan kueri dan sumber datanya; serta (3) memastikan seluruh tampilan data pada platform Dinas dibaca dari lake house tersebut, bukan lagi menembak layanan luar setiap kali halaman dibuka, sehingga tampilan tetap hidup meskipun layanan sumber sedang terganggu.</w:t>
       </w:r>
     </w:p>
     <w:p>
@@ -588,7 +588,7 @@
           <w:color w:val="1A1A1A"/>
           <w:sz w:val="22"/>
         </w:rPr>
-        <w:t>Pada bulan ketiga, tenaga ahli mengembangkan platform lakehouse dengan Rantai Lake sebagai alat dashboarding: pengguna dapat membuat dashboard bernama, menyusun kartu grafik dari 19 jenis visualisasi, menata letaknya, memasang penyaring lintas kartu, dan membagikannya — atau cukup meminta melalui percakapan. Di sisi platform Dinas, dashboard Wisman diperkaya dengan pembanding target RPJMD dan setiap halaman dataset dilengkapi pembuat grafik mandiri. Realisasi terhadap uraian tugas:</w:t>
+        <w:t>Pada bulan ketiga, tenaga ahli menyatukan lake house Dinas dengan Rantai Lake — platform lakehouse siap pakai milik penyedia — lalu menyusun dashboard indikator di atasnya: dashboard bernama, kartu grafik dari ragam visualisasi yang tersedia, penataan letak, penyaring lintas kartu, sampai berbagi tautan, tanpa perlu membangun perangkat BI sendiri. Di sisi platform Dinas, dashboard Wisman diperkaya dengan pembanding target RPJMD dan setiap halaman dataset dilengkapi pembuat grafik mandiri. Realisasi terhadap uraian tugas:</w:t>
       </w:r>
     </w:p>
     <w:tbl>
@@ -679,7 +679,7 @@
                 <w:color w:val="1A1A1A"/>
                 <w:sz w:val="19"/>
               </w:rPr>
-              <w:t>Menghubungkan seluruh kartu dashboard ke mart Gold lake house; kueri setiap kartu disusun di sisi server dari daftar kolom yang tervalidasi, sehingga pengguna maupun asisten AI tidak pernah menulis kueri mentah.</w:t>
+              <w:t>Menyambungkan Rantai Lake ke mart Gold lake house Dinas dan menyiapkan kredensial hanya-baca; kueri tiap kartu disusun sistem dari daftar kolom yang tervalidasi, sehingga pengguna maupun asisten AI tidak pernah menulis kueri mentah.</w:t>
             </w:r>
           </w:p>
         </w:tc>
@@ -698,7 +698,7 @@
                 <w:color w:val="1A1A1A"/>
                 <w:sz w:val="19"/>
               </w:rPr>
-              <w:t>Alat dashboarding mandiri</w:t>
+              <w:t>Penyusunan dashboard di atas platform</w:t>
             </w:r>
           </w:p>
         </w:tc>
@@ -715,7 +715,7 @@
                 <w:color w:val="1A1A1A"/>
                 <w:sz w:val="19"/>
               </w:rPr>
-              <w:t>Membangun kanvas dashboard yang dapat digeser dan diubah ukurannya, dengan jenis kartu grafik, angka kunci (KPI), tabel, dan teks; tersedia 19 jenis visualisasi (batang, garis, area, gabungan dua sumbu, pai/donat, funnel, treemap, sebaran, gelembung, peta panas, radar, air terjun, pengukur, peta wilayah Jakarta, dll.).</w:t>
+              <w:t>Menyusun dashboard indikator memakai kanvas dan ragam visualisasi yang sudah disediakan platform (grafik, angka kunci/KPI, tabel, teks, peta wilayah), termasuk menata letak kartu dan mode ubah tampilan — tanpa pengembangan perangkat BI dalam kegiatan ini.</w:t>
             </w:r>
           </w:p>
         </w:tc>
@@ -823,7 +823,7 @@
                 <w:color w:val="1A1A1A"/>
                 <w:sz w:val="19"/>
               </w:rPr>
-              <w:t>Menambahkan penyaring tahun dan penyaring lintas kartu, penelusuran ke baris mentah saat kartu diklik, ekspor PDF dan YAML, tautan berbagi publik yang dapat dicabut, serta penyematan (embed) untuk situs lain — seluruhnya hanya-baca dan mengambil data dari mart penyaji.</w:t>
+              <w:t>Mengatur penyaring tahun dan penyaring lintas kartu, penelusuran ke baris mentah saat kartu diklik, ekspor PDF, tautan berbagi yang dapat dicabut, serta penyematan (embed) untuk situs lain — seluruhnya hanya-baca dan mengambil data dari mart penyaji.</w:t>
             </w:r>
           </w:p>
         </w:tc>
@@ -859,7 +859,7 @@
                 <w:color w:val="1A1A1A"/>
                 <w:sz w:val="19"/>
               </w:rPr>
-              <w:t>Menyiapkan aturan kewaspadaan (alert) dan ringkasan berkala (digest) yang membandingkan angka indikator terhadap ambang tertentu dan mengirimkannya melalui surel atau kanal pesan.</w:t>
+              <w:t>Menyiapkan aturan kewaspadaan (alert) dan ringkasan berkala (digest) atas indikator terpilih: angka dibandingkan terhadap ambang tertentu dan dikirim melalui surel atau kanal pesan.</w:t>
             </w:r>
           </w:p>
         </w:tc>
@@ -898,7 +898,7 @@
           <w:color w:val="1A1A1A"/>
           <w:sz w:val="22"/>
         </w:rPr>
-        <w:t>Bukti berupa tangkapan layar alat dashboarding yang dikembangkan dan hasilnya pada platform Dinas.</w:t>
+        <w:t>Bukti berupa tangkapan layar dashboard yang disusun di atas Rantai Lake dan hasilnya pada platform Dinas.</w:t>
       </w:r>
     </w:p>
     <w:p>
@@ -1008,7 +1008,7 @@
           <w:color w:val="555555"/>
           <w:sz w:val="18"/>
         </w:rPr>
-        <w:t>Gambar 2. Galeri jenis visualisasi — 19 jenis kartu grafik yang tersedia bagi penyusun dashboard.</w:t>
+        <w:t>Gambar 2. Ragam visualisasi yang tersedia pada platform dan dipakai menyusun dashboard indikator.</w:t>
       </w:r>
     </w:p>
     <w:p>
@@ -1149,7 +1149,7 @@
           <w:color w:val="1A1A1A"/>
           <w:sz w:val="22"/>
         </w:rPr>
-        <w:t>Sebagai kelanjutan, tim melanjutkan pengembangan Jakarta Tourism Intelligence Platform — satu fondasi AI-Data yang menggabungkan lima kemampuan inti: Data Gathering, Lakehouse Making, Dashboarding, AI Analyst, dan Policy Insight Layer. Pada bulan ketiga ini kemampuan Lakehouse Making telah terwujud dan berjalan otomatis, kemampuan Dashboarding meningkat menjadi alat bantu mandiri bagi pengguna, dan kemampuan AI Analyst mulai berfungsi melalui asisten yang dapat menjawab pertanyaan langsung di atas data Dinas. Tahap berikutnya adalah memantapkan lapisan Policy Insight — mengubah jawaban data menjadi bahan kebijakan yang tetap dapat diaudit sampai ke baris datanya.</w:t>
+        <w:t>Sebagai kelanjutan, tim melanjutkan pengembangan Jakarta Tourism Intelligence Platform — satu fondasi AI-Data yang menggabungkan lima kemampuan inti: Data Gathering, Lakehouse Making, Dashboarding, AI Analyst, dan Policy Insight Layer. Pada bulan ketiga ini kemampuan Lakehouse Making telah terwujud dan berjalan otomatis, sedangkan kemampuan Dashboarding dan AI Analyst dipenuhi dengan menyatukan lake house Dinas dengan platform Rantai Lake yang sudah tersedia — sehingga anggaran kegiatan tidak dipakai membangun ulang perangkat yang sudah ada, melainkan untuk data dan penerapannya. Tahap berikutnya adalah memantapkan lapisan Policy Insight — mengubah jawaban data menjadi bahan kebijakan yang tetap dapat diaudit sampai ke baris datanya.</w:t>
       </w:r>
     </w:p>
     <w:p>
@@ -1165,7 +1165,7 @@
           <w:color w:val="1A1A1A"/>
           <w:sz w:val="22"/>
         </w:rPr>
-        <w:t>Pada pengembangan platform, BI Developer berperan menyusun dashboard baku untuk pimpinan (executive dashboard) di atas alat yang telah dibangun, menambah indikator strategis (destinasi, MICE, okupansi hotel, efektivitas promosi), serta menyiapkan panduan singkat agar staf Dinas dapat menyusun dashboard sendiri.</w:t>
+        <w:t>Pada pengembangan platform, BI Developer berperan menyusun dashboard baku untuk pimpinan (executive dashboard) di atas platform yang sudah tersedia, menambah indikator strategis (destinasi, MICE, okupansi hotel, efektivitas promosi), serta menyiapkan panduan singkat agar staf Dinas dapat menyusun dashboard sendiri.</w:t>
       </w:r>
     </w:p>
     <w:p>
@@ -1251,7 +1251,7 @@
           <w:color w:val="1A1A1A"/>
           <w:sz w:val="22"/>
         </w:rPr>
-        <w:t>Alat dashboarding mandiri telah tersedia, dashboard indikator diperkaya dengan pembanding target RPJMD, dan setiap dataset kini dapat divisualisasikan langsung oleh pengguna. Tahap berikutnya adalah menyusun dashboard baku untuk pimpinan dan panduan pemakaiannya.</w:t>
+        <w:t>Dashboard indikator telah tersusun di atas platform Rantai Lake, diperkaya dengan pembanding target RPJMD, dan setiap dataset kini dapat divisualisasikan langsung oleh pengguna. Tahap berikutnya adalah menyusun dashboard baku untuk pimpinan dan panduan pemakaiannya.</w:t>
       </w:r>
     </w:p>
     <w:p>
